--- a/courseware/LG-Develop Multi AI Agent Applications with Gemini Agent ADK.docx
+++ b/courseware/LG-Develop Multi AI Agent Applications with Gemini Agent ADK.docx
@@ -179,7 +179,7 @@
           <w:color w:val="1F6FEB"/>
           <w:sz w:val="24"/>
         </w:rPr>
-        <w:t>Version 1.1</w:t>
+        <w:t>Version 1.2</w:t>
       </w:r>
     </w:p>
     <w:p>
@@ -399,6 +399,64 @@
           </w:p>
         </w:tc>
       </w:tr>
+      <w:tr>
+        <w:tc>
+          <w:tcPr>
+            <w:tcW w:type="dxa" w:w="2160"/>
+          </w:tcPr>
+          <w:p>
+            <w:r/>
+            <w:r>
+              <w:rPr>
+                <w:sz w:val="19"/>
+              </w:rPr>
+              <w:t>1.2</w:t>
+            </w:r>
+          </w:p>
+        </w:tc>
+        <w:tc>
+          <w:tcPr>
+            <w:tcW w:type="dxa" w:w="2160"/>
+          </w:tcPr>
+          <w:p>
+            <w:r/>
+            <w:r>
+              <w:rPr>
+                <w:sz w:val="19"/>
+              </w:rPr>
+              <w:t>11 August 2026</w:t>
+            </w:r>
+          </w:p>
+        </w:tc>
+        <w:tc>
+          <w:tcPr>
+            <w:tcW w:type="dxa" w:w="2160"/>
+          </w:tcPr>
+          <w:p>
+            <w:r/>
+            <w:r>
+              <w:rPr>
+                <w:sz w:val="19"/>
+              </w:rPr>
+              <w:t>Restructured the labs into one self-contained folder per lab (lab01 … lab18), each with its own agent script, data files, setup instructions and lab sheet; all lab commands and citations updated to the new folders.</w:t>
+            </w:r>
+          </w:p>
+        </w:tc>
+        <w:tc>
+          <w:tcPr>
+            <w:tcW w:type="dxa" w:w="2160"/>
+          </w:tcPr>
+          <w:p>
+            <w:r/>
+            <w:r>
+              <w:rPr>
+                <w:sz w:val="19"/>
+              </w:rPr>
+              <w:t>Dr Alfred Ang</w:t>
+            </w:r>
+          </w:p>
+        </w:tc>
+      </w:tr>
     </w:tbl>
     <w:p>
       <w:r>
@@ -416,17 +474,6 @@
           <w:sz w:val="24"/>
         </w:rPr>
         <w:t>TABLE OF CONTENTS</w:t>
-      </w:r>
-    </w:p>
-    <w:p>
-      <w:r>
-        <w:fldChar w:fldCharType="begin"/>
-      </w:r>
-      <w:r>
-        <w:instrText xml:space="preserve">TOC \o "1-2" \h \z \u </w:instrText>
-      </w:r>
-      <w:r>
-        <w:fldChar w:fldCharType="separate"/>
       </w:r>
     </w:p>
     <w:p>
@@ -1038,11 +1085,6 @@
     </w:p>
     <w:p>
       <w:r>
-        <w:fldChar w:fldCharType="end"/>
-      </w:r>
-    </w:p>
-    <w:p>
-      <w:r>
         <w:br w:type="page"/>
       </w:r>
     </w:p>
@@ -1795,7 +1837,7 @@
         <w:rPr>
           <w:sz w:val="20"/>
         </w:rPr>
-        <w:t>This lab has no single agent folder — follow the steps as written. The full lab sheet is at labs/guides/lab-01-*.md. Never commit your .env file or API keys to a public repository.</w:t>
+        <w:t>This lab is self-contained in labs/lab01/ — read verify_setup.py alongside these steps. The lab sheet for this lab is at labs/lab01/README.md. Never commit your .env file or API keys to a public repository.</w:t>
       </w:r>
     </w:p>
     <w:p/>
@@ -1829,7 +1871,7 @@
     </w:p>
     <w:p>
       <w:r>
-        <w:t>basic_agent — a Gemini-powered banking assistant that answers general banking questions and refuses to handle PINs, OTPs or full account numbers.   (Tools: google-adk, Gemini 2.0 Flash, adk run, adk web.)</w:t>
+        <w:t>lab02 — a Gemini-powered banking assistant that answers general banking questions and refuses to handle PINs, OTPs or full account numbers.   (Tools: google-adk, Gemini 2.0 Flash, adk run, adk web.)</w:t>
       </w:r>
     </w:p>
     <w:p>
@@ -1863,7 +1905,7 @@
           <w:color w:val="0B3060"/>
           <w:sz w:val="19"/>
         </w:rPr>
-        <w:t>cat basic_agent/agent.py</w:t>
+        <w:t>cat lab02/agent.py</w:t>
       </w:r>
     </w:p>
     <w:p>
@@ -1901,7 +1943,7 @@
           <w:color w:val="0B3060"/>
           <w:sz w:val="19"/>
         </w:rPr>
-        <w:t>uv run adk run basic_agent</w:t>
+        <w:t>uv run adk run lab02</w:t>
       </w:r>
     </w:p>
     <w:p>
@@ -1987,7 +2029,7 @@
         <w:t xml:space="preserve">7.  </w:t>
       </w:r>
       <w:r>
-        <w:t>Open http://localhost:8000, select basic_agent, and inspect the Events tab</w:t>
+        <w:t>Open http://localhost:8000, select lab02, and inspect the Events tab</w:t>
       </w:r>
     </w:p>
     <w:p>
@@ -2031,7 +2073,7 @@
         <w:rPr>
           <w:sz w:val="20"/>
         </w:rPr>
-        <w:t>The agent source for this lab is in labs/basic_agent/agent.py — read it alongside these steps. The full lab sheet is at labs/guides/lab-02-*.md. Never commit your .env file or API keys to a public repository.</w:t>
+        <w:t>This lab is self-contained in labs/lab02/ — read agent.py alongside these steps. The lab sheet for this lab is at labs/lab02/README.md. Never commit your .env file or API keys to a public repository.</w:t>
       </w:r>
     </w:p>
     <w:p/>
@@ -2065,7 +2107,7 @@
     </w:p>
     <w:p>
       <w:r>
-        <w:t>multi_tools_agent — an agent that decides for itself whether a question needs the weather tool, the search tool, both, or neither.   (Tools: google-adk, OpenWeather API, Tavily API, Gemini 2.0 Flash.)</w:t>
+        <w:t>lab03 — an agent that decides for itself whether a question needs the weather tool, the search tool, both, or neither.   (Tools: google-adk, OpenWeather API, Tavily API, Gemini 2.0 Flash.)</w:t>
       </w:r>
     </w:p>
     <w:p>
@@ -2127,7 +2169,7 @@
           <w:color w:val="0B3060"/>
           <w:sz w:val="19"/>
         </w:rPr>
-        <w:t>cat multi_tools_agent/agent.py</w:t>
+        <w:t>cat lab03/agent.py</w:t>
       </w:r>
     </w:p>
     <w:p>
@@ -2165,7 +2207,7 @@
           <w:color w:val="0B3060"/>
           <w:sz w:val="19"/>
         </w:rPr>
-        <w:t>uv run adk run multi_tools_agent</w:t>
+        <w:t>uv run adk run lab03</w:t>
       </w:r>
     </w:p>
     <w:p>
@@ -2291,7 +2333,7 @@
         <w:rPr>
           <w:sz w:val="20"/>
         </w:rPr>
-        <w:t>The agent source for this lab is in labs/multi_tools_agent/agent.py — read it alongside these steps. The full lab sheet is at labs/guides/lab-03-*.md. Never commit your .env file or API keys to a public repository.</w:t>
+        <w:t>This lab is self-contained in labs/lab03/ — read agent.py alongside these steps. The lab sheet for this lab is at labs/lab03/README.md. Never commit your .env file or API keys to a public repository.</w:t>
       </w:r>
     </w:p>
     <w:p/>
@@ -2325,7 +2367,7 @@
     </w:p>
     <w:p>
       <w:r>
-        <w:t>agent_model — one agent definition that runs on either Gemini or an OpenAI model by changing a single line.   (Tools: google-adk, LiteLlm, Gemini 2.0 Flash, OpenAI GPT-4.1-mini.)</w:t>
+        <w:t>lab04 — one agent definition that runs on either Gemini or an OpenAI model by changing a single line.   (Tools: google-adk, LiteLlm, Gemini 2.0 Flash, OpenAI GPT-4.1-mini.)</w:t>
       </w:r>
     </w:p>
     <w:p>
@@ -2359,7 +2401,7 @@
           <w:color w:val="0B3060"/>
           <w:sz w:val="19"/>
         </w:rPr>
-        <w:t>cat agent_model/agent.py</w:t>
+        <w:t>cat lab04/agent.py</w:t>
       </w:r>
     </w:p>
     <w:p>
@@ -2407,7 +2449,7 @@
           <w:color w:val="0B3060"/>
           <w:sz w:val="19"/>
         </w:rPr>
-        <w:t>uv run adk run agent_model</w:t>
+        <w:t>uv run adk run lab04</w:t>
       </w:r>
     </w:p>
     <w:p>
@@ -2445,7 +2487,7 @@
         <w:t xml:space="preserve">5.  </w:t>
       </w:r>
       <w:r>
-        <w:t>Edit agent_model/agent.py and replace the model with a Gemini model string</w:t>
+        <w:t>Edit lab04/agent.py and replace the model with a Gemini model string</w:t>
       </w:r>
     </w:p>
     <w:p>
@@ -2479,7 +2521,7 @@
           <w:color w:val="0B3060"/>
           <w:sz w:val="19"/>
         </w:rPr>
-        <w:t>uv run adk run agent_model</w:t>
+        <w:t>uv run adk run lab04</w:t>
       </w:r>
     </w:p>
     <w:p>
@@ -2523,7 +2565,7 @@
         <w:rPr>
           <w:sz w:val="20"/>
         </w:rPr>
-        <w:t>The agent source for this lab is in labs/agent_model/agent.py — read it alongside these steps. The full lab sheet is at labs/guides/lab-04-*.md. Never commit your .env file or API keys to a public repository.</w:t>
+        <w:t>This lab is self-contained in labs/lab04/ — read agent.py alongside these steps. The lab sheet for this lab is at labs/lab04/README.md. Never commit your .env file or API keys to a public repository.</w:t>
       </w:r>
     </w:p>
     <w:p/>
@@ -2652,7 +2694,7 @@
     </w:p>
     <w:p>
       <w:r>
-        <w:t>agent_session — a multi-turn agent that answers follow-up questions using earlier context.   (Tools: google-adk, Runner, InMemorySessionService, google.genai types.)</w:t>
+        <w:t>lab05 — a multi-turn agent that answers follow-up questions using earlier context.   (Tools: google-adk, Runner, InMemorySessionService, google.genai types.)</w:t>
       </w:r>
     </w:p>
     <w:p>
@@ -2686,7 +2728,7 @@
           <w:color w:val="0B3060"/>
           <w:sz w:val="19"/>
         </w:rPr>
-        <w:t>cat agent_session/agent.py</w:t>
+        <w:t>cat lab05/agent.py</w:t>
       </w:r>
     </w:p>
     <w:p>
@@ -2724,7 +2766,7 @@
           <w:color w:val="0B3060"/>
           <w:sz w:val="19"/>
         </w:rPr>
-        <w:t>uv run python agent_session/agent.py</w:t>
+        <w:t>uv run python lab05/agent.py</w:t>
       </w:r>
     </w:p>
     <w:p>
@@ -2830,7 +2872,7 @@
         <w:rPr>
           <w:sz w:val="20"/>
         </w:rPr>
-        <w:t>The agent source for this lab is in labs/agent_session/agent.py — read it alongside these steps. The full lab sheet is at labs/guides/lab-05-*.md. Never commit your .env file or API keys to a public repository.</w:t>
+        <w:t>This lab is self-contained in labs/lab05/ — read agent.py alongside these steps. The lab sheet for this lab is at labs/lab05/README.md. Never commit your .env file or API keys to a public repository.</w:t>
       </w:r>
     </w:p>
     <w:p/>
@@ -2864,7 +2906,7 @@
     </w:p>
     <w:p>
       <w:r>
-        <w:t>agent_interact — an instrumented agent that prints every event in its reasoning loop.   (Tools: google-adk, Runner, Events API, InMemorySessionService.)</w:t>
+        <w:t>lab06 — an instrumented agent that prints every event in its reasoning loop.   (Tools: google-adk, Runner, Events API, InMemorySessionService.)</w:t>
       </w:r>
     </w:p>
     <w:p>
@@ -2898,7 +2940,7 @@
           <w:color w:val="0B3060"/>
           <w:sz w:val="19"/>
         </w:rPr>
-        <w:t>cat agent_interact/agent.py</w:t>
+        <w:t>cat lab06/agent.py</w:t>
       </w:r>
     </w:p>
     <w:p>
@@ -2922,7 +2964,7 @@
           <w:color w:val="0B3060"/>
           <w:sz w:val="19"/>
         </w:rPr>
-        <w:t>uv run python agent_interact/agent.py</w:t>
+        <w:t>uv run python lab06/agent.py</w:t>
       </w:r>
     </w:p>
     <w:p>
@@ -3032,7 +3074,7 @@
         <w:rPr>
           <w:sz w:val="20"/>
         </w:rPr>
-        <w:t>The agent source for this lab is in labs/agent_interact/agent.py — read it alongside these steps. The full lab sheet is at labs/guides/lab-06-*.md. Never commit your .env file or API keys to a public repository.</w:t>
+        <w:t>This lab is self-contained in labs/lab06/ — read agent.py alongside these steps. The lab sheet for this lab is at labs/lab06/README.md. Never commit your .env file or API keys to a public repository.</w:t>
       </w:r>
     </w:p>
     <w:p/>
@@ -3066,7 +3108,7 @@
     </w:p>
     <w:p>
       <w:r>
-        <w:t>agent_handoff — a root agent that produces an English joke and its Chinese translation through two automatic handoffs.   (Tools: google-adk, sub_agents, Gemini 2.0 Flash.)</w:t>
+        <w:t>lab07 — a root agent that produces an English joke and its Chinese translation through two automatic handoffs.   (Tools: google-adk, sub_agents, Gemini 2.0 Flash.)</w:t>
       </w:r>
     </w:p>
     <w:p>
@@ -3100,7 +3142,7 @@
           <w:color w:val="0B3060"/>
           <w:sz w:val="19"/>
         </w:rPr>
-        <w:t>cat agent_handoff/agent.py</w:t>
+        <w:t>cat lab07/agent.py</w:t>
       </w:r>
     </w:p>
     <w:p>
@@ -3152,7 +3194,7 @@
         <w:t xml:space="preserve">4.  </w:t>
       </w:r>
       <w:r>
-        <w:t>Select agent_handoff and request a joke</w:t>
+        <w:t>Select lab07 and request a joke</w:t>
       </w:r>
     </w:p>
     <w:p>
@@ -3248,7 +3290,7 @@
         <w:rPr>
           <w:sz w:val="20"/>
         </w:rPr>
-        <w:t>The agent source for this lab is in labs/agent_handoff/agent.py — read it alongside these steps. The full lab sheet is at labs/guides/lab-07-*.md. Never commit your .env file or API keys to a public repository.</w:t>
+        <w:t>This lab is self-contained in labs/lab07/ — read agent.py alongside these steps. The lab sheet for this lab is at labs/lab07/README.md. Never commit your .env file or API keys to a public repository.</w:t>
       </w:r>
     </w:p>
     <w:p/>
@@ -3282,7 +3324,7 @@
     </w:p>
     <w:p>
       <w:r>
-        <w:t>tutor_agent — a coordinator with three subject specialists that routes by topic.   (Tools: google-adk, sub_agents, coordinator pattern.)</w:t>
+        <w:t>lab08 — a coordinator with three subject specialists that routes by topic.   (Tools: google-adk, sub_agents, coordinator pattern.)</w:t>
       </w:r>
     </w:p>
     <w:p>
@@ -3316,7 +3358,7 @@
           <w:color w:val="0B3060"/>
           <w:sz w:val="19"/>
         </w:rPr>
-        <w:t>cat tutor_agent/agent.py</w:t>
+        <w:t>cat lab08/agent.py</w:t>
       </w:r>
     </w:p>
     <w:p>
@@ -3344,7 +3386,7 @@
         <w:t xml:space="preserve">3.  </w:t>
       </w:r>
       <w:r>
-        <w:t>Launch the web IDE and select tutor_agent</w:t>
+        <w:t>Launch the web IDE and select lab08</w:t>
       </w:r>
     </w:p>
     <w:p>
@@ -3494,7 +3536,7 @@
         <w:rPr>
           <w:sz w:val="20"/>
         </w:rPr>
-        <w:t>The agent source for this lab is in labs/tutor_agent/agent.py — read it alongside these steps. The full lab sheet is at labs/guides/lab-08-*.md. Never commit your .env file or API keys to a public repository.</w:t>
+        <w:t>This lab is self-contained in labs/lab08/ — read agent.py alongside these steps. The lab sheet for this lab is at labs/lab08/README.md. Never commit your .env file or API keys to a public repository.</w:t>
       </w:r>
     </w:p>
     <w:p/>
@@ -3528,7 +3570,7 @@
     </w:p>
     <w:p>
       <w:r>
-        <w:t>transport_agent — a sequential pipeline producing a route report by MRT, bus, taxi, cycling and walking.   (Tools: google-adk, SequentialAgent, LlmAgent, google_search.)</w:t>
+        <w:t>lab09 — a sequential pipeline producing a route report by MRT, bus, taxi, cycling and walking.   (Tools: google-adk, SequentialAgent, LlmAgent, google_search.)</w:t>
       </w:r>
     </w:p>
     <w:p>
@@ -3562,7 +3604,7 @@
           <w:color w:val="0B3060"/>
           <w:sz w:val="19"/>
         </w:rPr>
-        <w:t>cat transport_agent/agent.py</w:t>
+        <w:t>cat lab09/agent.py</w:t>
       </w:r>
     </w:p>
     <w:p>
@@ -3590,7 +3632,7 @@
         <w:t xml:space="preserve">3.  </w:t>
       </w:r>
       <w:r>
-        <w:t>Launch the web IDE and select transport_agent</w:t>
+        <w:t>Launch the web IDE and select lab09</w:t>
       </w:r>
     </w:p>
     <w:p>
@@ -3696,7 +3738,7 @@
         <w:rPr>
           <w:sz w:val="20"/>
         </w:rPr>
-        <w:t>The agent source for this lab is in labs/transport_agent/agent.py — read it alongside these steps. The full lab sheet is at labs/guides/lab-09-*.md. Never commit your .env file or API keys to a public repository.</w:t>
+        <w:t>This lab is self-contained in labs/lab09/ — read agent.py alongside these steps. The lab sheet for this lab is at labs/lab09/README.md. Never commit your .env file or API keys to a public repository.</w:t>
       </w:r>
     </w:p>
     <w:p/>
@@ -3730,7 +3772,7 @@
     </w:p>
     <w:p>
       <w:r>
-        <w:t>agent_guardrail — a tool-using agent that intercepts and refuses blocked requests without ever calling the model.   (Tools: google-adk, before_model_callback, CallbackContext, LlmRequest, LlmResponse.)</w:t>
+        <w:t>lab10 — a tool-using agent that intercepts and refuses blocked requests without ever calling the model.   (Tools: google-adk, before_model_callback, CallbackContext, LlmRequest, LlmResponse.)</w:t>
       </w:r>
     </w:p>
     <w:p>
@@ -3764,7 +3806,7 @@
           <w:color w:val="0B3060"/>
           <w:sz w:val="19"/>
         </w:rPr>
-        <w:t>cat agent_guardrail/agent.py</w:t>
+        <w:t>cat lab10/agent.py</w:t>
       </w:r>
     </w:p>
     <w:p>
@@ -3802,7 +3844,7 @@
           <w:color w:val="0B3060"/>
           <w:sz w:val="19"/>
         </w:rPr>
-        <w:t>uv run adk run agent_guardrail</w:t>
+        <w:t>uv run adk run lab10</w:t>
       </w:r>
     </w:p>
     <w:p>
@@ -3922,7 +3964,7 @@
         <w:rPr>
           <w:sz w:val="20"/>
         </w:rPr>
-        <w:t>The agent source for this lab is in labs/agent_guardrail/agent.py — read it alongside these steps. The full lab sheet is at labs/guides/lab-10-*.md. Never commit your .env file or API keys to a public repository.</w:t>
+        <w:t>This lab is self-contained in labs/lab10/ — read agent.py alongside these steps. The lab sheet for this lab is at labs/lab10/README.md. Never commit your .env file or API keys to a public repository.</w:t>
       </w:r>
     </w:p>
     <w:p/>
@@ -3956,7 +3998,7 @@
     </w:p>
     <w:p>
       <w:r>
-        <w:t>agent_structured_output — an agent whose every reply is schema-valid JSON.   (Tools: google-adk, Pydantic BaseModel, output_schema.)</w:t>
+        <w:t>lab11 — an agent whose every reply is schema-valid JSON.   (Tools: google-adk, Pydantic BaseModel, output_schema.)</w:t>
       </w:r>
     </w:p>
     <w:p>
@@ -3990,7 +4032,7 @@
           <w:color w:val="0B3060"/>
           <w:sz w:val="19"/>
         </w:rPr>
-        <w:t>cat agent_structured_output/agent.py</w:t>
+        <w:t>cat lab11/agent.py</w:t>
       </w:r>
     </w:p>
     <w:p>
@@ -4028,7 +4070,7 @@
           <w:color w:val="0B3060"/>
           <w:sz w:val="19"/>
         </w:rPr>
-        <w:t>uv run adk run agent_structured_output</w:t>
+        <w:t>uv run adk run lab11</w:t>
       </w:r>
     </w:p>
     <w:p>
@@ -4148,7 +4190,7 @@
         <w:rPr>
           <w:sz w:val="20"/>
         </w:rPr>
-        <w:t>The agent source for this lab is in labs/agent_structured_output/agent.py — read it alongside these steps. The full lab sheet is at labs/guides/lab-11-*.md. Never commit your .env file or API keys to a public repository.</w:t>
+        <w:t>This lab is self-contained in labs/lab11/ — read agent.py alongside these steps. The lab sheet for this lab is at labs/lab11/README.md. Never commit your .env file or API keys to a public repository.</w:t>
       </w:r>
     </w:p>
     <w:p/>
@@ -4182,7 +4224,7 @@
     </w:p>
     <w:p>
       <w:r>
-        <w:t>agent_mcp and agent_mcp_sse — agents whose toolset is discovered at runtime from an MCP server.   (Tools: google-adk, McpToolset, StreamableHTTPConnectionParams, SseConnectionParams, n8n MCP server.)</w:t>
+        <w:t>lab12 — agent.py (StreamableHTTP) and agent_sse.py (SSE), whose toolset is discovered at runtime from an MCP server.   (Tools: google-adk, McpToolset, StreamableHTTPConnectionParams, SseConnectionParams, n8n MCP server.)</w:t>
       </w:r>
     </w:p>
     <w:p>
@@ -4216,7 +4258,7 @@
           <w:color w:val="0B3060"/>
           <w:sz w:val="19"/>
         </w:rPr>
-        <w:t>cat agent_mcp/agent.py</w:t>
+        <w:t>cat lab12/agent.py</w:t>
       </w:r>
     </w:p>
     <w:p>
@@ -4240,7 +4282,7 @@
           <w:color w:val="0B3060"/>
           <w:sz w:val="19"/>
         </w:rPr>
-        <w:t>uv run python agent_mcp/agent.py</w:t>
+        <w:t>uv run python lab12/agent.py</w:t>
       </w:r>
     </w:p>
     <w:p>
@@ -4278,7 +4320,7 @@
           <w:color w:val="0B3060"/>
           <w:sz w:val="19"/>
         </w:rPr>
-        <w:t>cat agent_mcp_sse/agent.py</w:t>
+        <w:t>cat lab12/agent.py</w:t>
       </w:r>
     </w:p>
     <w:p>
@@ -4350,7 +4392,7 @@
         <w:rPr>
           <w:sz w:val="20"/>
         </w:rPr>
-        <w:t>The agent source for this lab is in labs/agent_mcp/agent.py — read it alongside these steps. The full lab sheet is at labs/guides/lab-12-*.md. Never commit your .env file or API keys to a public repository.</w:t>
+        <w:t>This lab is self-contained in labs/lab12/ — read agent.py alongside these steps. The lab sheet for this lab is at labs/lab12/README.md. Never commit your .env file or API keys to a public repository.</w:t>
       </w:r>
     </w:p>
     <w:p/>
@@ -4513,7 +4555,7 @@
           <w:color w:val="0B3060"/>
           <w:sz w:val="19"/>
         </w:rPr>
-        <w:t>ls agent_rag/*.pdf</w:t>
+        <w:t>ls lab13/*.pdf</w:t>
       </w:r>
     </w:p>
     <w:p>
@@ -4537,7 +4579,7 @@
           <w:color w:val="0B3060"/>
           <w:sz w:val="19"/>
         </w:rPr>
-        <w:t>cat agent_rag/agent.py</w:t>
+        <w:t>cat lab13/agent.py</w:t>
       </w:r>
     </w:p>
     <w:p>
@@ -4575,7 +4617,7 @@
           <w:color w:val="0B3060"/>
           <w:sz w:val="19"/>
         </w:rPr>
-        <w:t>uv run adk run agent_rag</w:t>
+        <w:t>uv run adk run lab13</w:t>
       </w:r>
     </w:p>
     <w:p>
@@ -4599,7 +4641,7 @@
           <w:color w:val="0B3060"/>
           <w:sz w:val="19"/>
         </w:rPr>
-        <w:t>ls agent_rag/chroma_db</w:t>
+        <w:t>ls lab13/chroma_db</w:t>
       </w:r>
     </w:p>
     <w:p>
@@ -4637,7 +4679,7 @@
           <w:color w:val="0B3060"/>
           <w:sz w:val="19"/>
         </w:rPr>
-        <w:t>rm -rf agent_rag/chroma_db</w:t>
+        <w:t>rm -rf lab13/chroma_db</w:t>
       </w:r>
     </w:p>
     <w:p>
@@ -4666,7 +4708,7 @@
     </w:p>
     <w:p>
       <w:r>
-        <w:t>agent_rag/chroma_db exists and contains a populated air_fryer_docs collection, and you can state how the chunking rule changed the number of stored chunks.</w:t>
+        <w:t>lab13/chroma_db exists and contains a populated air_fryer_docs collection, and you can state how the chunking rule changed the number of stored chunks.</w:t>
       </w:r>
     </w:p>
     <w:p>
@@ -4681,7 +4723,7 @@
         <w:rPr>
           <w:sz w:val="20"/>
         </w:rPr>
-        <w:t>The agent source for this lab is in labs/agent_rag/agent.py — read it alongside these steps. The full lab sheet is at labs/guides/lab-13-*.md. Never commit your .env file or API keys to a public repository.</w:t>
+        <w:t>This lab is self-contained in labs/lab13/ — read agent.py alongside these steps. The lab sheet for this lab is at labs/lab13/README.md. Never commit your .env file or API keys to a public repository.</w:t>
       </w:r>
     </w:p>
     <w:p/>
@@ -4715,7 +4757,7 @@
     </w:p>
     <w:p>
       <w:r>
-        <w:t>agent_rag — a grounded question-answering agent over the air-fryer manuals with citations.   (Tools: google-adk, ChromaDB, similarity search, Gemini 2.0 Flash.)</w:t>
+        <w:t>lab14 — a grounded question-answering agent over the air-fryer manuals with citations.   (Tools: google-adk, ChromaDB, similarity search, Gemini 2.0 Flash.)</w:t>
       </w:r>
     </w:p>
     <w:p>
@@ -4749,7 +4791,7 @@
           <w:color w:val="0B3060"/>
           <w:sz w:val="19"/>
         </w:rPr>
-        <w:t>cat agent_rag/agent.py</w:t>
+        <w:t>cat lab14/agent.py</w:t>
       </w:r>
     </w:p>
     <w:p>
@@ -4787,7 +4829,7 @@
           <w:color w:val="0B3060"/>
           <w:sz w:val="19"/>
         </w:rPr>
-        <w:t>uv run adk run agent_rag</w:t>
+        <w:t>uv run adk run lab14</w:t>
       </w:r>
     </w:p>
     <w:p>
@@ -4927,7 +4969,7 @@
         <w:rPr>
           <w:sz w:val="20"/>
         </w:rPr>
-        <w:t>The agent source for this lab is in labs/agent_rag/agent.py — read it alongside these steps. The full lab sheet is at labs/guides/lab-14-*.md. Never commit your .env file or API keys to a public repository.</w:t>
+        <w:t>This lab is self-contained in labs/lab14/ — read agent.py alongside these steps. The lab sheet for this lab is at labs/lab14/README.md. Never commit your .env file or API keys to a public repository.</w:t>
       </w:r>
     </w:p>
     <w:p/>
@@ -4961,7 +5003,7 @@
     </w:p>
     <w:p>
       <w:r>
-        <w:t>A completed RAG evaluation table with a before-and-after comparison for one tuned parameter.   (Tools: agent_rag, ChromaDB, similarity search vs MMR.)</w:t>
+        <w:t>A completed RAG evaluation table with a before-and-after comparison for one tuned parameter.   (Tools: lab15, ChromaDB, similarity search vs MMR.)</w:t>
       </w:r>
     </w:p>
     <w:p>
@@ -5113,7 +5155,7 @@
         <w:rPr>
           <w:sz w:val="20"/>
         </w:rPr>
-        <w:t>The agent source for this lab is in labs/agent_rag/agent.py — read it alongside these steps. The full lab sheet is at labs/guides/lab-15-*.md. Never commit your .env file or API keys to a public repository.</w:t>
+        <w:t>This lab is self-contained in labs/lab15/ — read agent.py alongside these steps. The lab sheet for this lab is at labs/lab15/README.md. Never commit your .env file or API keys to a public repository.</w:t>
       </w:r>
     </w:p>
     <w:p/>
@@ -5218,7 +5260,7 @@
     </w:p>
     <w:p>
       <w:r>
-        <w:t>transport_agent_yaml — a root agent with MRT, bus, taxi, bike and walk specialists, all declared in YAML.   (Tools: google-adk YAML config, LlmAgent, Gemini 2.5 Flash.)</w:t>
+        <w:t>lab16 — a root agent with MRT, bus, taxi, bike and walk specialists, all declared in YAML.   (Tools: google-adk YAML config, LlmAgent, Gemini 2.5 Flash.)</w:t>
       </w:r>
     </w:p>
     <w:p>
@@ -5252,7 +5294,7 @@
           <w:color w:val="0B3060"/>
           <w:sz w:val="19"/>
         </w:rPr>
-        <w:t>ls transport_agent_yaml/</w:t>
+        <w:t>ls lab16/</w:t>
       </w:r>
     </w:p>
     <w:p>
@@ -5276,7 +5318,7 @@
           <w:color w:val="0B3060"/>
           <w:sz w:val="19"/>
         </w:rPr>
-        <w:t>cat transport_agent_yaml/root_agent.yaml</w:t>
+        <w:t>cat lab16/root_agent.yaml</w:t>
       </w:r>
     </w:p>
     <w:p>
@@ -5300,7 +5342,7 @@
           <w:color w:val="0B3060"/>
           <w:sz w:val="19"/>
         </w:rPr>
-        <w:t>cat transport_agent_yaml/mrt_agent.yaml</w:t>
+        <w:t>cat lab16/mrt_agent.yaml</w:t>
       </w:r>
     </w:p>
     <w:p>
@@ -5420,7 +5462,7 @@
         <w:rPr>
           <w:sz w:val="20"/>
         </w:rPr>
-        <w:t>The agent source for this lab is in labs/transport_agent_yaml/agent.py — read it alongside these steps. The full lab sheet is at labs/guides/lab-16-*.md. Never commit your .env file or API keys to a public repository.</w:t>
+        <w:t>This lab is self-contained in labs/lab16/ — read its YAML config files alongside these steps. The lab sheet for this lab is at labs/lab16/README.md. Never commit your .env file or API keys to a public repository.</w:t>
       </w:r>
     </w:p>
     <w:p/>
@@ -5454,7 +5496,7 @@
     </w:p>
     <w:p>
       <w:r>
-        <w:t>transport_agent_streamlit — a browser chat application backed by the multi-agent transport workflow.   (Tools: Streamlit, google-adk Runner, InMemorySessionService, asyncio.)</w:t>
+        <w:t>lab17 — a browser chat application backed by the multi-agent transport workflow.   (Tools: Streamlit, google-adk Runner, InMemorySessionService, asyncio.)</w:t>
       </w:r>
     </w:p>
     <w:p>
@@ -5488,7 +5530,7 @@
           <w:color w:val="0B3060"/>
           <w:sz w:val="19"/>
         </w:rPr>
-        <w:t>cat transport_agent_streamlit/app.py</w:t>
+        <w:t>cat lab17/app.py</w:t>
       </w:r>
     </w:p>
     <w:p>
@@ -5526,7 +5568,7 @@
           <w:color w:val="0B3060"/>
           <w:sz w:val="19"/>
         </w:rPr>
-        <w:t>uv run streamlit run transport_agent_streamlit/app.py</w:t>
+        <w:t>uv run streamlit run lab17/app.py</w:t>
       </w:r>
     </w:p>
     <w:p>
@@ -5646,7 +5688,7 @@
         <w:rPr>
           <w:sz w:val="20"/>
         </w:rPr>
-        <w:t>The agent source for this lab is in labs/transport_agent_streamlit/agent.py — read it alongside these steps. The full lab sheet is at labs/guides/lab-17-*.md. Never commit your .env file or API keys to a public repository.</w:t>
+        <w:t>This lab is self-contained in labs/lab17/ — read agent.py and app.py alongside these steps. The lab sheet for this lab is at labs/lab17/README.md. Never commit your .env file or API keys to a public repository.</w:t>
       </w:r>
     </w:p>
     <w:p/>
@@ -5846,7 +5888,7 @@
         <w:rPr>
           <w:sz w:val="20"/>
         </w:rPr>
-        <w:t>This lab has no single agent folder — follow the steps as written. The full lab sheet is at labs/guides/lab-18-*.md. Never commit your .env file or API keys to a public repository.</w:t>
+        <w:t>This lab is self-contained in labs/lab18/ — read agent.py alongside these steps. The lab sheet for this lab is at labs/lab18/README.md. Never commit your .env file or API keys to a public repository.</w:t>
       </w:r>
     </w:p>
     <w:p/>

--- a/courseware/LG-Develop Multi AI Agent Applications with Gemini Agent ADK.docx
+++ b/courseware/LG-Develop Multi AI Agent Applications with Gemini Agent ADK.docx
@@ -179,7 +179,7 @@
           <w:color w:val="1F6FEB"/>
           <w:sz w:val="24"/>
         </w:rPr>
-        <w:t>Version 1.2</w:t>
+        <w:t>Version 1.3</w:t>
       </w:r>
     </w:p>
     <w:p>
@@ -308,7 +308,7 @@
               <w:rPr>
                 <w:sz w:val="19"/>
               </w:rPr>
-              <w:t>11 August 2026</w:t>
+              <w:t>12 August 2026</w:t>
             </w:r>
           </w:p>
         </w:tc>
@@ -366,7 +366,7 @@
               <w:rPr>
                 <w:sz w:val="19"/>
               </w:rPr>
-              <w:t>11 August 2026</w:t>
+              <w:t>12 August 2026</w:t>
             </w:r>
           </w:p>
         </w:tc>
@@ -439,6 +439,64 @@
                 <w:sz w:val="19"/>
               </w:rPr>
               <w:t>Restructured the labs into one self-contained folder per lab (lab01 … lab18), each with its own agent script, data files, setup instructions and lab sheet; all lab commands and citations updated to the new folders.</w:t>
+            </w:r>
+          </w:p>
+        </w:tc>
+        <w:tc>
+          <w:tcPr>
+            <w:tcW w:type="dxa" w:w="2160"/>
+          </w:tcPr>
+          <w:p>
+            <w:r/>
+            <w:r>
+              <w:rPr>
+                <w:sz w:val="19"/>
+              </w:rPr>
+              <w:t>Dr Alfred Ang</w:t>
+            </w:r>
+          </w:p>
+        </w:tc>
+      </w:tr>
+      <w:tr>
+        <w:tc>
+          <w:tcPr>
+            <w:tcW w:type="dxa" w:w="2160"/>
+          </w:tcPr>
+          <w:p>
+            <w:r/>
+            <w:r>
+              <w:rPr>
+                <w:sz w:val="19"/>
+              </w:rPr>
+              <w:t>1.3</w:t>
+            </w:r>
+          </w:p>
+        </w:tc>
+        <w:tc>
+          <w:tcPr>
+            <w:tcW w:type="dxa" w:w="2160"/>
+          </w:tcPr>
+          <w:p>
+            <w:r/>
+            <w:r>
+              <w:rPr>
+                <w:sz w:val="19"/>
+              </w:rPr>
+              <w:t>12 August 2026</w:t>
+            </w:r>
+          </w:p>
+        </w:tc>
+        <w:tc>
+          <w:tcPr>
+            <w:tcW w:type="dxa" w:w="2160"/>
+          </w:tcPr>
+          <w:p>
+            <w:r/>
+            <w:r>
+              <w:rPr>
+                <w:sz w:val="19"/>
+              </w:rPr>
+              <w:t>Aligned to the rebuilt slide deck: each lab is now taught as briefing → process map → procedure (with commands) → verify with troubleshooting, matching the expanded deck structure.</w:t>
             </w:r>
           </w:p>
         </w:tc>
